--- a/KHBD_Tin_học/Lớp_7/Tiết_00/KHBD_Tin_hoc_Lớp_7_Tiet00_Định_hướng_môn_học_Tin_học_7_-_Tổng_quan.docx
+++ b/KHBD_Tin_học/Lớp_7/Tiết_00/KHBD_Tin_hoc_Lớp_7_Tiet00_Định_hướng_môn_học_Tin_học_7_-_Tổng_quan.docx
@@ -742,93 +742,388 @@
         <w:t>GV nêu vấn đề và điều phối.</w:t>
       </w:r>
     </w:p>
-    <w:p>
-      <w:pPr>
-        <w:spacing w:after="0" w:line="276" w:lineRule="auto"/>
-        <w:ind w:firstLine="567"/>
-      </w:pPr>
-      <w:r>
-        <w:rPr>
-          <w:rFonts w:ascii="Times New Roman" w:hAnsi="Times New Roman" w:cs="Times New Roman" w:eastAsia="Times New Roman"/>
-          <w:i/>
-          <w:sz w:val="26"/>
-        </w:rPr>
-        <w:t>Bước 1. Chuyển giao nhiệm vụ học tập</w:t>
-      </w:r>
-      <w:r>
-        <w:rPr>
-          <w:rFonts w:ascii="Times New Roman" w:hAnsi="Times New Roman" w:cs="Times New Roman" w:eastAsia="Times New Roman"/>
-          <w:sz w:val="26"/>
-        </w:rPr>
-        <w:br/>
-        <w:t>GV chiếu câu hỏi khảo sát nhanh.</w:t>
-      </w:r>
-    </w:p>
-    <w:p>
-      <w:pPr>
-        <w:spacing w:after="0" w:line="276" w:lineRule="auto"/>
-        <w:ind w:firstLine="567"/>
-      </w:pPr>
-      <w:r>
-        <w:rPr>
-          <w:rFonts w:ascii="Times New Roman" w:hAnsi="Times New Roman" w:cs="Times New Roman" w:eastAsia="Times New Roman"/>
-          <w:i/>
-          <w:sz w:val="26"/>
-        </w:rPr>
-        <w:t>Bước 2. Học sinh tiếp nhận nhiệm vụ học tập</w:t>
-      </w:r>
-      <w:r>
-        <w:rPr>
-          <w:rFonts w:ascii="Times New Roman" w:hAnsi="Times New Roman" w:cs="Times New Roman" w:eastAsia="Times New Roman"/>
-          <w:sz w:val="26"/>
-        </w:rPr>
-        <w:br/>
-        <w:t>HS trả lời cá nhân.</w:t>
-      </w:r>
-    </w:p>
-    <w:p>
-      <w:pPr>
-        <w:spacing w:after="0" w:line="276" w:lineRule="auto"/>
-        <w:ind w:firstLine="567"/>
-      </w:pPr>
-      <w:r>
-        <w:rPr>
-          <w:rFonts w:ascii="Times New Roman" w:hAnsi="Times New Roman" w:cs="Times New Roman" w:eastAsia="Times New Roman"/>
-          <w:i/>
-          <w:sz w:val="26"/>
-        </w:rPr>
-        <w:t>Bước 3. Báo cáo kết quả hoạt động</w:t>
-      </w:r>
-      <w:r>
-        <w:rPr>
-          <w:rFonts w:ascii="Times New Roman" w:hAnsi="Times New Roman" w:cs="Times New Roman" w:eastAsia="Times New Roman"/>
-          <w:sz w:val="26"/>
-        </w:rPr>
-        <w:br/>
-        <w:t>3 HS chia sẻ kinh nghiệm.</w:t>
-      </w:r>
-    </w:p>
-    <w:p>
-      <w:pPr>
-        <w:spacing w:after="0" w:line="276" w:lineRule="auto"/>
-        <w:ind w:firstLine="567"/>
-      </w:pPr>
-      <w:r>
-        <w:rPr>
-          <w:rFonts w:ascii="Times New Roman" w:hAnsi="Times New Roman" w:cs="Times New Roman" w:eastAsia="Times New Roman"/>
-          <w:i/>
-          <w:sz w:val="26"/>
-        </w:rPr>
-        <w:t>Bước 4. Đánh giá kết quả thực hiện nhiệm vụ</w:t>
-      </w:r>
-      <w:r>
-        <w:rPr>
-          <w:rFonts w:ascii="Times New Roman" w:hAnsi="Times New Roman" w:cs="Times New Roman" w:eastAsia="Times New Roman"/>
-          <w:sz w:val="26"/>
-        </w:rPr>
-        <w:br/>
-        <w:t>GV chốt chuyển giao vào môn Tin 7.</w:t>
-      </w:r>
+    <w:tbl>
+      <w:tblPr>
+        <w:tblW w:type="auto" w:w="0"/>
+        <w:tblLook w:firstColumn="1" w:firstRow="1" w:lastColumn="0" w:lastRow="0" w:noHBand="0" w:noVBand="1" w:val="04A0"/>
+        <w:tblBorders>
+          <w:top w:val="single" w:sz="4" w:color="000000" w:space="0"/>
+          <w:left w:val="single" w:sz="4" w:color="000000" w:space="0"/>
+          <w:bottom w:val="single" w:sz="4" w:color="000000" w:space="0"/>
+          <w:right w:val="single" w:sz="4" w:color="000000" w:space="0"/>
+          <w:insideH w:val="single" w:sz="4" w:color="000000" w:space="0"/>
+          <w:insideV w:val="single" w:sz="4" w:color="000000" w:space="0"/>
+        </w:tblBorders>
+      </w:tblPr>
+      <w:tblGrid>
+        <w:gridCol w:w="1805"/>
+        <w:gridCol w:w="3610"/>
+        <w:gridCol w:w="3611"/>
+      </w:tblGrid>
+      <w:tblGrid>
+        <w:gridCol w:w="3198"/>
+        <w:gridCol w:w="3198"/>
+        <w:gridCol w:w="3198"/>
+      </w:tblGrid>
+      <w:tr>
+        <w:tc>
+          <w:tcPr>
+            <w:tcW w:type="dxa" w:w="3198"/>
+          </w:tcPr>
+          <w:p>
+            <w:pPr>
+              <w:spacing w:line="276" w:lineRule="auto"/>
+              <w:jc w:val="center"/>
+            </w:pPr>
+            <w:r>
+              <w:rPr>
+                <w:rFonts w:ascii="Times New Roman" w:hAnsi="Times New Roman" w:cs="Times New Roman" w:eastAsia="Times New Roman"/>
+                <w:b/>
+                <w:i w:val="0"/>
+                <w:sz w:val="26"/>
+              </w:rPr>
+              <w:t>Bước</w:t>
+            </w:r>
+          </w:p>
+        </w:tc>
+        <w:tc>
+          <w:tcPr>
+            <w:tcW w:type="dxa" w:w="3198"/>
+          </w:tcPr>
+          <w:p>
+            <w:pPr>
+              <w:spacing w:line="276" w:lineRule="auto"/>
+              <w:jc w:val="center"/>
+            </w:pPr>
+            <w:r>
+              <w:rPr>
+                <w:rFonts w:ascii="Times New Roman" w:hAnsi="Times New Roman" w:cs="Times New Roman" w:eastAsia="Times New Roman"/>
+                <w:b/>
+                <w:i w:val="0"/>
+                <w:sz w:val="26"/>
+              </w:rPr>
+              <w:t>Hoạt động của GV</w:t>
+            </w:r>
+          </w:p>
+        </w:tc>
+        <w:tc>
+          <w:tcPr>
+            <w:tcW w:type="dxa" w:w="3198"/>
+          </w:tcPr>
+          <w:p>
+            <w:pPr>
+              <w:spacing w:line="276" w:lineRule="auto"/>
+              <w:jc w:val="center"/>
+            </w:pPr>
+            <w:r>
+              <w:rPr>
+                <w:rFonts w:ascii="Times New Roman" w:hAnsi="Times New Roman" w:cs="Times New Roman" w:eastAsia="Times New Roman"/>
+                <w:b/>
+                <w:i w:val="0"/>
+                <w:sz w:val="26"/>
+              </w:rPr>
+              <w:t>Hoạt động của HS</w:t>
+            </w:r>
+          </w:p>
+        </w:tc>
+      </w:tr>
+      <w:tr>
+        <w:tc>
+          <w:tcPr>
+            <w:tcW w:type="dxa" w:w="1805"/>
+          </w:tcPr>
+          <w:p>
+            <w:pPr>
+              <w:spacing w:line="276" w:lineRule="auto"/>
+              <w:jc w:val="center"/>
+            </w:pPr>
+            <w:r>
+              <w:rPr>
+                <w:rFonts w:ascii="Times New Roman" w:hAnsi="Times New Roman" w:cs="Times New Roman" w:eastAsia="Times New Roman"/>
+                <w:b/>
+                <w:i/>
+                <w:sz w:val="26"/>
+              </w:rPr>
+              <w:t>Bước 1:</w:t>
+            </w:r>
+          </w:p>
+          <w:p>
+            <w:r>
+              <w:rPr>
+                <w:rFonts w:ascii="Times New Roman" w:hAnsi="Times New Roman" w:cs="Times New Roman" w:eastAsia="Times New Roman"/>
+                <w:b/>
+                <w:i/>
+                <w:sz w:val="26"/>
+              </w:rPr>
+              <w:t>Chuyển giao</w:t>
+            </w:r>
+          </w:p>
+          <w:p>
+            <w:r>
+              <w:rPr>
+                <w:rFonts w:ascii="Times New Roman" w:hAnsi="Times New Roman" w:cs="Times New Roman" w:eastAsia="Times New Roman"/>
+                <w:b/>
+                <w:i/>
+                <w:sz w:val="26"/>
+              </w:rPr>
+              <w:t>nhiệm vụ học tập</w:t>
+            </w:r>
+          </w:p>
+        </w:tc>
+        <w:tc>
+          <w:tcPr>
+            <w:tcW w:type="dxa" w:w="3610"/>
+          </w:tcPr>
+          <w:p>
+            <w:pPr>
+              <w:spacing w:line="276" w:lineRule="auto"/>
+            </w:pPr>
+            <w:r>
+              <w:rPr>
+                <w:rFonts w:ascii="Times New Roman" w:hAnsi="Times New Roman" w:cs="Times New Roman" w:eastAsia="Times New Roman"/>
+                <w:b w:val="0"/>
+                <w:i w:val="0"/>
+                <w:sz w:val="26"/>
+              </w:rPr>
+              <w:t>GV chiếu câu hỏi khảo sát nhanh.</w:t>
+            </w:r>
+          </w:p>
+        </w:tc>
+        <w:tc>
+          <w:tcPr>
+            <w:tcW w:type="dxa" w:w="3611"/>
+          </w:tcPr>
+          <w:p>
+            <w:pPr>
+              <w:spacing w:line="276" w:lineRule="auto"/>
+            </w:pPr>
+          </w:p>
+        </w:tc>
+      </w:tr>
+      <w:tr>
+        <w:tc>
+          <w:tcPr>
+            <w:tcW w:type="dxa" w:w="1805"/>
+          </w:tcPr>
+          <w:p>
+            <w:pPr>
+              <w:spacing w:line="276" w:lineRule="auto"/>
+              <w:jc w:val="center"/>
+            </w:pPr>
+            <w:r>
+              <w:rPr>
+                <w:rFonts w:ascii="Times New Roman" w:hAnsi="Times New Roman" w:cs="Times New Roman" w:eastAsia="Times New Roman"/>
+                <w:b/>
+                <w:i/>
+                <w:sz w:val="26"/>
+              </w:rPr>
+              <w:t>Bước 2:</w:t>
+            </w:r>
+          </w:p>
+          <w:p>
+            <w:r>
+              <w:rPr>
+                <w:rFonts w:ascii="Times New Roman" w:hAnsi="Times New Roman" w:cs="Times New Roman" w:eastAsia="Times New Roman"/>
+                <w:b/>
+                <w:i/>
+                <w:sz w:val="26"/>
+              </w:rPr>
+              <w:t>Học sinh tiếp nhận</w:t>
+            </w:r>
+          </w:p>
+          <w:p>
+            <w:r>
+              <w:rPr>
+                <w:rFonts w:ascii="Times New Roman" w:hAnsi="Times New Roman" w:cs="Times New Roman" w:eastAsia="Times New Roman"/>
+                <w:b/>
+                <w:i/>
+                <w:sz w:val="26"/>
+              </w:rPr>
+              <w:t>nhiệm vụ học tập</w:t>
+            </w:r>
+          </w:p>
+        </w:tc>
+        <w:tc>
+          <w:tcPr>
+            <w:tcW w:type="dxa" w:w="3610"/>
+          </w:tcPr>
+          <w:p>
+            <w:pPr>
+              <w:spacing w:line="276" w:lineRule="auto"/>
+            </w:pPr>
+            <w:r>
+              <w:rPr>
+                <w:rFonts w:ascii="Times New Roman" w:hAnsi="Times New Roman" w:cs="Times New Roman" w:eastAsia="Times New Roman"/>
+                <w:b w:val="0"/>
+                <w:i w:val="0"/>
+                <w:sz w:val="26"/>
+              </w:rPr>
+              <w:t>HS trả lời cá nhân.</w:t>
+            </w:r>
+          </w:p>
+        </w:tc>
+        <w:tc>
+          <w:tcPr>
+            <w:tcW w:type="dxa" w:w="3611"/>
+          </w:tcPr>
+          <w:p>
+            <w:pPr>
+              <w:spacing w:line="276" w:lineRule="auto"/>
+            </w:pPr>
+          </w:p>
+        </w:tc>
+      </w:tr>
+      <w:tr>
+        <w:tc>
+          <w:tcPr>
+            <w:tcW w:type="dxa" w:w="1805"/>
+          </w:tcPr>
+          <w:p>
+            <w:pPr>
+              <w:spacing w:line="276" w:lineRule="auto"/>
+              <w:jc w:val="center"/>
+            </w:pPr>
+            <w:r>
+              <w:rPr>
+                <w:rFonts w:ascii="Times New Roman" w:hAnsi="Times New Roman" w:cs="Times New Roman" w:eastAsia="Times New Roman"/>
+                <w:b/>
+                <w:i/>
+                <w:sz w:val="26"/>
+              </w:rPr>
+              <w:t>Bước 3:</w:t>
+            </w:r>
+          </w:p>
+          <w:p>
+            <w:r>
+              <w:rPr>
+                <w:rFonts w:ascii="Times New Roman" w:hAnsi="Times New Roman" w:cs="Times New Roman" w:eastAsia="Times New Roman"/>
+                <w:b/>
+                <w:i/>
+                <w:sz w:val="26"/>
+              </w:rPr>
+              <w:t>Báo cáo kết quả</w:t>
+            </w:r>
+          </w:p>
+          <w:p>
+            <w:r>
+              <w:rPr>
+                <w:rFonts w:ascii="Times New Roman" w:hAnsi="Times New Roman" w:cs="Times New Roman" w:eastAsia="Times New Roman"/>
+                <w:b/>
+                <w:i/>
+                <w:sz w:val="26"/>
+              </w:rPr>
+              <w:t>hoạt động</w:t>
+            </w:r>
+          </w:p>
+        </w:tc>
+        <w:tc>
+          <w:tcPr>
+            <w:tcW w:type="dxa" w:w="3610"/>
+          </w:tcPr>
+          <w:p>
+            <w:pPr>
+              <w:spacing w:line="276" w:lineRule="auto"/>
+            </w:pPr>
+            <w:r>
+              <w:rPr>
+                <w:rFonts w:ascii="Times New Roman" w:hAnsi="Times New Roman" w:cs="Times New Roman" w:eastAsia="Times New Roman"/>
+                <w:b w:val="0"/>
+                <w:i w:val="0"/>
+                <w:sz w:val="26"/>
+              </w:rPr>
+              <w:t>3 HS chia sẻ kinh nghiệm.</w:t>
+            </w:r>
+          </w:p>
+        </w:tc>
+        <w:tc>
+          <w:tcPr>
+            <w:tcW w:type="dxa" w:w="3611"/>
+          </w:tcPr>
+          <w:p>
+            <w:pPr>
+              <w:spacing w:line="276" w:lineRule="auto"/>
+            </w:pPr>
+          </w:p>
+        </w:tc>
+      </w:tr>
+      <w:tr>
+        <w:tc>
+          <w:tcPr>
+            <w:tcW w:type="dxa" w:w="1805"/>
+          </w:tcPr>
+          <w:p>
+            <w:pPr>
+              <w:spacing w:line="276" w:lineRule="auto"/>
+              <w:jc w:val="center"/>
+            </w:pPr>
+            <w:r>
+              <w:rPr>
+                <w:rFonts w:ascii="Times New Roman" w:hAnsi="Times New Roman" w:cs="Times New Roman" w:eastAsia="Times New Roman"/>
+                <w:b/>
+                <w:i/>
+                <w:sz w:val="26"/>
+              </w:rPr>
+              <w:t>Bước 4:</w:t>
+            </w:r>
+          </w:p>
+          <w:p>
+            <w:r>
+              <w:rPr>
+                <w:rFonts w:ascii="Times New Roman" w:hAnsi="Times New Roman" w:cs="Times New Roman" w:eastAsia="Times New Roman"/>
+                <w:b/>
+                <w:i/>
+                <w:sz w:val="26"/>
+              </w:rPr>
+              <w:t>Đánh giá kết quả</w:t>
+            </w:r>
+          </w:p>
+          <w:p>
+            <w:r>
+              <w:rPr>
+                <w:rFonts w:ascii="Times New Roman" w:hAnsi="Times New Roman" w:cs="Times New Roman" w:eastAsia="Times New Roman"/>
+                <w:b/>
+                <w:i/>
+                <w:sz w:val="26"/>
+              </w:rPr>
+              <w:t>thực hiện nhiệm vụ</w:t>
+            </w:r>
+          </w:p>
+        </w:tc>
+        <w:tc>
+          <w:tcPr>
+            <w:tcW w:type="dxa" w:w="3610"/>
+          </w:tcPr>
+          <w:p>
+            <w:pPr>
+              <w:spacing w:line="276" w:lineRule="auto"/>
+            </w:pPr>
+            <w:r>
+              <w:rPr>
+                <w:rFonts w:ascii="Times New Roman" w:hAnsi="Times New Roman" w:cs="Times New Roman" w:eastAsia="Times New Roman"/>
+                <w:b w:val="0"/>
+                <w:i w:val="0"/>
+                <w:sz w:val="26"/>
+              </w:rPr>
+              <w:t>GV chốt chuyển giao vào môn Tin 7.</w:t>
+            </w:r>
+          </w:p>
+        </w:tc>
+        <w:tc>
+          <w:tcPr>
+            <w:tcW w:type="dxa" w:w="3611"/>
+          </w:tcPr>
+          <w:p>
+            <w:pPr>
+              <w:spacing w:line="276" w:lineRule="auto"/>
+            </w:pPr>
+          </w:p>
+        </w:tc>
+      </w:tr>
+    </w:tbl>
+    <w:p>
+      <w:pPr>
+        <w:spacing w:line="276" w:lineRule="auto"/>
+      </w:pPr>
     </w:p>
     <w:p>
       <w:pPr>
@@ -929,93 +1224,388 @@
         <w:t>GV trình chiếu minh họa.</w:t>
       </w:r>
     </w:p>
-    <w:p>
-      <w:pPr>
-        <w:spacing w:after="0" w:line="276" w:lineRule="auto"/>
-        <w:ind w:firstLine="567"/>
-      </w:pPr>
-      <w:r>
-        <w:rPr>
-          <w:rFonts w:ascii="Times New Roman" w:hAnsi="Times New Roman" w:cs="Times New Roman" w:eastAsia="Times New Roman"/>
-          <w:i/>
-          <w:sz w:val="26"/>
-        </w:rPr>
-        <w:t>Bước 1. Chuyển giao nhiệm vụ học tập</w:t>
-      </w:r>
-      <w:r>
-        <w:rPr>
-          <w:rFonts w:ascii="Times New Roman" w:hAnsi="Times New Roman" w:cs="Times New Roman" w:eastAsia="Times New Roman"/>
-          <w:sz w:val="26"/>
-        </w:rPr>
-        <w:br/>
-        <w:t>GV giới thiệu các chủ đề cốt lõi.</w:t>
-      </w:r>
-    </w:p>
-    <w:p>
-      <w:pPr>
-        <w:spacing w:after="0" w:line="276" w:lineRule="auto"/>
-        <w:ind w:firstLine="567"/>
-      </w:pPr>
-      <w:r>
-        <w:rPr>
-          <w:rFonts w:ascii="Times New Roman" w:hAnsi="Times New Roman" w:cs="Times New Roman" w:eastAsia="Times New Roman"/>
-          <w:i/>
-          <w:sz w:val="26"/>
-        </w:rPr>
-        <w:t>Bước 2. Học sinh tiếp nhận nhiệm vụ học tập</w:t>
-      </w:r>
-      <w:r>
-        <w:rPr>
-          <w:rFonts w:ascii="Times New Roman" w:hAnsi="Times New Roman" w:cs="Times New Roman" w:eastAsia="Times New Roman"/>
-          <w:sz w:val="26"/>
-        </w:rPr>
-        <w:br/>
-        <w:t>HS đối chiếu với SGK Tin 7.</w:t>
-      </w:r>
-    </w:p>
-    <w:p>
-      <w:pPr>
-        <w:spacing w:after="0" w:line="276" w:lineRule="auto"/>
-        <w:ind w:firstLine="567"/>
-      </w:pPr>
-      <w:r>
-        <w:rPr>
-          <w:rFonts w:ascii="Times New Roman" w:hAnsi="Times New Roman" w:cs="Times New Roman" w:eastAsia="Times New Roman"/>
-          <w:i/>
-          <w:sz w:val="26"/>
-        </w:rPr>
-        <w:t>Bước 3. Báo cáo kết quả hoạt động</w:t>
-      </w:r>
-      <w:r>
-        <w:rPr>
-          <w:rFonts w:ascii="Times New Roman" w:hAnsi="Times New Roman" w:cs="Times New Roman" w:eastAsia="Times New Roman"/>
-          <w:sz w:val="26"/>
-        </w:rPr>
-        <w:br/>
-        <w:t>GV giải thích các mức độ năng lực số cần đạt.</w:t>
-      </w:r>
-    </w:p>
-    <w:p>
-      <w:pPr>
-        <w:spacing w:after="0" w:line="276" w:lineRule="auto"/>
-        <w:ind w:firstLine="567"/>
-      </w:pPr>
-      <w:r>
-        <w:rPr>
-          <w:rFonts w:ascii="Times New Roman" w:hAnsi="Times New Roman" w:cs="Times New Roman" w:eastAsia="Times New Roman"/>
-          <w:i/>
-          <w:sz w:val="26"/>
-        </w:rPr>
-        <w:t>Bước 4. Đánh giá kết quả thực hiện nhiệm vụ</w:t>
-      </w:r>
-      <w:r>
-        <w:rPr>
-          <w:rFonts w:ascii="Times New Roman" w:hAnsi="Times New Roman" w:cs="Times New Roman" w:eastAsia="Times New Roman"/>
-          <w:sz w:val="26"/>
-        </w:rPr>
-        <w:br/>
-        <w:t>GV chốt các cột mốc kiểm tra đánh giá.</w:t>
-      </w:r>
+    <w:tbl>
+      <w:tblPr>
+        <w:tblW w:type="auto" w:w="0"/>
+        <w:tblLook w:firstColumn="1" w:firstRow="1" w:lastColumn="0" w:lastRow="0" w:noHBand="0" w:noVBand="1" w:val="04A0"/>
+        <w:tblBorders>
+          <w:top w:val="single" w:sz="4" w:color="000000" w:space="0"/>
+          <w:left w:val="single" w:sz="4" w:color="000000" w:space="0"/>
+          <w:bottom w:val="single" w:sz="4" w:color="000000" w:space="0"/>
+          <w:right w:val="single" w:sz="4" w:color="000000" w:space="0"/>
+          <w:insideH w:val="single" w:sz="4" w:color="000000" w:space="0"/>
+          <w:insideV w:val="single" w:sz="4" w:color="000000" w:space="0"/>
+        </w:tblBorders>
+      </w:tblPr>
+      <w:tblGrid>
+        <w:gridCol w:w="1805"/>
+        <w:gridCol w:w="3610"/>
+        <w:gridCol w:w="3611"/>
+      </w:tblGrid>
+      <w:tblGrid>
+        <w:gridCol w:w="3198"/>
+        <w:gridCol w:w="3198"/>
+        <w:gridCol w:w="3198"/>
+      </w:tblGrid>
+      <w:tr>
+        <w:tc>
+          <w:tcPr>
+            <w:tcW w:type="dxa" w:w="3198"/>
+          </w:tcPr>
+          <w:p>
+            <w:pPr>
+              <w:spacing w:line="276" w:lineRule="auto"/>
+              <w:jc w:val="center"/>
+            </w:pPr>
+            <w:r>
+              <w:rPr>
+                <w:rFonts w:ascii="Times New Roman" w:hAnsi="Times New Roman" w:cs="Times New Roman" w:eastAsia="Times New Roman"/>
+                <w:b/>
+                <w:i w:val="0"/>
+                <w:sz w:val="26"/>
+              </w:rPr>
+              <w:t>Bước</w:t>
+            </w:r>
+          </w:p>
+        </w:tc>
+        <w:tc>
+          <w:tcPr>
+            <w:tcW w:type="dxa" w:w="3198"/>
+          </w:tcPr>
+          <w:p>
+            <w:pPr>
+              <w:spacing w:line="276" w:lineRule="auto"/>
+              <w:jc w:val="center"/>
+            </w:pPr>
+            <w:r>
+              <w:rPr>
+                <w:rFonts w:ascii="Times New Roman" w:hAnsi="Times New Roman" w:cs="Times New Roman" w:eastAsia="Times New Roman"/>
+                <w:b/>
+                <w:i w:val="0"/>
+                <w:sz w:val="26"/>
+              </w:rPr>
+              <w:t>Hoạt động của GV</w:t>
+            </w:r>
+          </w:p>
+        </w:tc>
+        <w:tc>
+          <w:tcPr>
+            <w:tcW w:type="dxa" w:w="3198"/>
+          </w:tcPr>
+          <w:p>
+            <w:pPr>
+              <w:spacing w:line="276" w:lineRule="auto"/>
+              <w:jc w:val="center"/>
+            </w:pPr>
+            <w:r>
+              <w:rPr>
+                <w:rFonts w:ascii="Times New Roman" w:hAnsi="Times New Roman" w:cs="Times New Roman" w:eastAsia="Times New Roman"/>
+                <w:b/>
+                <w:i w:val="0"/>
+                <w:sz w:val="26"/>
+              </w:rPr>
+              <w:t>Hoạt động của HS</w:t>
+            </w:r>
+          </w:p>
+        </w:tc>
+      </w:tr>
+      <w:tr>
+        <w:tc>
+          <w:tcPr>
+            <w:tcW w:type="dxa" w:w="1805"/>
+          </w:tcPr>
+          <w:p>
+            <w:pPr>
+              <w:spacing w:line="276" w:lineRule="auto"/>
+              <w:jc w:val="center"/>
+            </w:pPr>
+            <w:r>
+              <w:rPr>
+                <w:rFonts w:ascii="Times New Roman" w:hAnsi="Times New Roman" w:cs="Times New Roman" w:eastAsia="Times New Roman"/>
+                <w:b/>
+                <w:i/>
+                <w:sz w:val="26"/>
+              </w:rPr>
+              <w:t>Bước 1:</w:t>
+            </w:r>
+          </w:p>
+          <w:p>
+            <w:r>
+              <w:rPr>
+                <w:rFonts w:ascii="Times New Roman" w:hAnsi="Times New Roman" w:cs="Times New Roman" w:eastAsia="Times New Roman"/>
+                <w:b/>
+                <w:i/>
+                <w:sz w:val="26"/>
+              </w:rPr>
+              <w:t>Chuyển giao</w:t>
+            </w:r>
+          </w:p>
+          <w:p>
+            <w:r>
+              <w:rPr>
+                <w:rFonts w:ascii="Times New Roman" w:hAnsi="Times New Roman" w:cs="Times New Roman" w:eastAsia="Times New Roman"/>
+                <w:b/>
+                <w:i/>
+                <w:sz w:val="26"/>
+              </w:rPr>
+              <w:t>nhiệm vụ học tập</w:t>
+            </w:r>
+          </w:p>
+        </w:tc>
+        <w:tc>
+          <w:tcPr>
+            <w:tcW w:type="dxa" w:w="3610"/>
+          </w:tcPr>
+          <w:p>
+            <w:pPr>
+              <w:spacing w:line="276" w:lineRule="auto"/>
+            </w:pPr>
+            <w:r>
+              <w:rPr>
+                <w:rFonts w:ascii="Times New Roman" w:hAnsi="Times New Roman" w:cs="Times New Roman" w:eastAsia="Times New Roman"/>
+                <w:b w:val="0"/>
+                <w:i w:val="0"/>
+                <w:sz w:val="26"/>
+              </w:rPr>
+              <w:t>GV giới thiệu các chủ đề cốt lõi.</w:t>
+            </w:r>
+          </w:p>
+        </w:tc>
+        <w:tc>
+          <w:tcPr>
+            <w:tcW w:type="dxa" w:w="3611"/>
+          </w:tcPr>
+          <w:p>
+            <w:pPr>
+              <w:spacing w:line="276" w:lineRule="auto"/>
+            </w:pPr>
+          </w:p>
+        </w:tc>
+      </w:tr>
+      <w:tr>
+        <w:tc>
+          <w:tcPr>
+            <w:tcW w:type="dxa" w:w="1805"/>
+          </w:tcPr>
+          <w:p>
+            <w:pPr>
+              <w:spacing w:line="276" w:lineRule="auto"/>
+              <w:jc w:val="center"/>
+            </w:pPr>
+            <w:r>
+              <w:rPr>
+                <w:rFonts w:ascii="Times New Roman" w:hAnsi="Times New Roman" w:cs="Times New Roman" w:eastAsia="Times New Roman"/>
+                <w:b/>
+                <w:i/>
+                <w:sz w:val="26"/>
+              </w:rPr>
+              <w:t>Bước 2:</w:t>
+            </w:r>
+          </w:p>
+          <w:p>
+            <w:r>
+              <w:rPr>
+                <w:rFonts w:ascii="Times New Roman" w:hAnsi="Times New Roman" w:cs="Times New Roman" w:eastAsia="Times New Roman"/>
+                <w:b/>
+                <w:i/>
+                <w:sz w:val="26"/>
+              </w:rPr>
+              <w:t>Học sinh tiếp nhận</w:t>
+            </w:r>
+          </w:p>
+          <w:p>
+            <w:r>
+              <w:rPr>
+                <w:rFonts w:ascii="Times New Roman" w:hAnsi="Times New Roman" w:cs="Times New Roman" w:eastAsia="Times New Roman"/>
+                <w:b/>
+                <w:i/>
+                <w:sz w:val="26"/>
+              </w:rPr>
+              <w:t>nhiệm vụ học tập</w:t>
+            </w:r>
+          </w:p>
+        </w:tc>
+        <w:tc>
+          <w:tcPr>
+            <w:tcW w:type="dxa" w:w="3610"/>
+          </w:tcPr>
+          <w:p>
+            <w:pPr>
+              <w:spacing w:line="276" w:lineRule="auto"/>
+            </w:pPr>
+            <w:r>
+              <w:rPr>
+                <w:rFonts w:ascii="Times New Roman" w:hAnsi="Times New Roman" w:cs="Times New Roman" w:eastAsia="Times New Roman"/>
+                <w:b w:val="0"/>
+                <w:i w:val="0"/>
+                <w:sz w:val="26"/>
+              </w:rPr>
+              <w:t>HS đối chiếu với SGK Tin 7.</w:t>
+            </w:r>
+          </w:p>
+        </w:tc>
+        <w:tc>
+          <w:tcPr>
+            <w:tcW w:type="dxa" w:w="3611"/>
+          </w:tcPr>
+          <w:p>
+            <w:pPr>
+              <w:spacing w:line="276" w:lineRule="auto"/>
+            </w:pPr>
+          </w:p>
+        </w:tc>
+      </w:tr>
+      <w:tr>
+        <w:tc>
+          <w:tcPr>
+            <w:tcW w:type="dxa" w:w="1805"/>
+          </w:tcPr>
+          <w:p>
+            <w:pPr>
+              <w:spacing w:line="276" w:lineRule="auto"/>
+              <w:jc w:val="center"/>
+            </w:pPr>
+            <w:r>
+              <w:rPr>
+                <w:rFonts w:ascii="Times New Roman" w:hAnsi="Times New Roman" w:cs="Times New Roman" w:eastAsia="Times New Roman"/>
+                <w:b/>
+                <w:i/>
+                <w:sz w:val="26"/>
+              </w:rPr>
+              <w:t>Bước 3:</w:t>
+            </w:r>
+          </w:p>
+          <w:p>
+            <w:r>
+              <w:rPr>
+                <w:rFonts w:ascii="Times New Roman" w:hAnsi="Times New Roman" w:cs="Times New Roman" w:eastAsia="Times New Roman"/>
+                <w:b/>
+                <w:i/>
+                <w:sz w:val="26"/>
+              </w:rPr>
+              <w:t>Báo cáo kết quả</w:t>
+            </w:r>
+          </w:p>
+          <w:p>
+            <w:r>
+              <w:rPr>
+                <w:rFonts w:ascii="Times New Roman" w:hAnsi="Times New Roman" w:cs="Times New Roman" w:eastAsia="Times New Roman"/>
+                <w:b/>
+                <w:i/>
+                <w:sz w:val="26"/>
+              </w:rPr>
+              <w:t>hoạt động</w:t>
+            </w:r>
+          </w:p>
+        </w:tc>
+        <w:tc>
+          <w:tcPr>
+            <w:tcW w:type="dxa" w:w="3610"/>
+          </w:tcPr>
+          <w:p>
+            <w:pPr>
+              <w:spacing w:line="276" w:lineRule="auto"/>
+            </w:pPr>
+            <w:r>
+              <w:rPr>
+                <w:rFonts w:ascii="Times New Roman" w:hAnsi="Times New Roman" w:cs="Times New Roman" w:eastAsia="Times New Roman"/>
+                <w:b w:val="0"/>
+                <w:i w:val="0"/>
+                <w:sz w:val="26"/>
+              </w:rPr>
+              <w:t>GV giải thích các mức độ năng lực số cần đạt.</w:t>
+            </w:r>
+          </w:p>
+        </w:tc>
+        <w:tc>
+          <w:tcPr>
+            <w:tcW w:type="dxa" w:w="3611"/>
+          </w:tcPr>
+          <w:p>
+            <w:pPr>
+              <w:spacing w:line="276" w:lineRule="auto"/>
+            </w:pPr>
+          </w:p>
+        </w:tc>
+      </w:tr>
+      <w:tr>
+        <w:tc>
+          <w:tcPr>
+            <w:tcW w:type="dxa" w:w="1805"/>
+          </w:tcPr>
+          <w:p>
+            <w:pPr>
+              <w:spacing w:line="276" w:lineRule="auto"/>
+              <w:jc w:val="center"/>
+            </w:pPr>
+            <w:r>
+              <w:rPr>
+                <w:rFonts w:ascii="Times New Roman" w:hAnsi="Times New Roman" w:cs="Times New Roman" w:eastAsia="Times New Roman"/>
+                <w:b/>
+                <w:i/>
+                <w:sz w:val="26"/>
+              </w:rPr>
+              <w:t>Bước 4:</w:t>
+            </w:r>
+          </w:p>
+          <w:p>
+            <w:r>
+              <w:rPr>
+                <w:rFonts w:ascii="Times New Roman" w:hAnsi="Times New Roman" w:cs="Times New Roman" w:eastAsia="Times New Roman"/>
+                <w:b/>
+                <w:i/>
+                <w:sz w:val="26"/>
+              </w:rPr>
+              <w:t>Đánh giá kết quả</w:t>
+            </w:r>
+          </w:p>
+          <w:p>
+            <w:r>
+              <w:rPr>
+                <w:rFonts w:ascii="Times New Roman" w:hAnsi="Times New Roman" w:cs="Times New Roman" w:eastAsia="Times New Roman"/>
+                <w:b/>
+                <w:i/>
+                <w:sz w:val="26"/>
+              </w:rPr>
+              <w:t>thực hiện nhiệm vụ</w:t>
+            </w:r>
+          </w:p>
+        </w:tc>
+        <w:tc>
+          <w:tcPr>
+            <w:tcW w:type="dxa" w:w="3610"/>
+          </w:tcPr>
+          <w:p>
+            <w:pPr>
+              <w:spacing w:line="276" w:lineRule="auto"/>
+            </w:pPr>
+            <w:r>
+              <w:rPr>
+                <w:rFonts w:ascii="Times New Roman" w:hAnsi="Times New Roman" w:cs="Times New Roman" w:eastAsia="Times New Roman"/>
+                <w:b w:val="0"/>
+                <w:i w:val="0"/>
+                <w:sz w:val="26"/>
+              </w:rPr>
+              <w:t>GV chốt các cột mốc kiểm tra đánh giá.</w:t>
+            </w:r>
+          </w:p>
+        </w:tc>
+        <w:tc>
+          <w:tcPr>
+            <w:tcW w:type="dxa" w:w="3611"/>
+          </w:tcPr>
+          <w:p>
+            <w:pPr>
+              <w:spacing w:line="276" w:lineRule="auto"/>
+            </w:pPr>
+          </w:p>
+        </w:tc>
+      </w:tr>
+    </w:tbl>
+    <w:p>
+      <w:pPr>
+        <w:spacing w:line="276" w:lineRule="auto"/>
+      </w:pPr>
     </w:p>
     <w:p>
       <w:pPr>
@@ -1116,93 +1706,388 @@
         <w:t>Thảo luận nhóm 4.</w:t>
       </w:r>
     </w:p>
-    <w:p>
-      <w:pPr>
-        <w:spacing w:after="0" w:line="276" w:lineRule="auto"/>
-        <w:ind w:firstLine="567"/>
-      </w:pPr>
-      <w:r>
-        <w:rPr>
-          <w:rFonts w:ascii="Times New Roman" w:hAnsi="Times New Roman" w:cs="Times New Roman" w:eastAsia="Times New Roman"/>
-          <w:i/>
-          <w:sz w:val="26"/>
-        </w:rPr>
-        <w:t>Bước 1. Chuyển giao nhiệm vụ học tập</w:t>
-      </w:r>
-      <w:r>
-        <w:rPr>
-          <w:rFonts w:ascii="Times New Roman" w:hAnsi="Times New Roman" w:cs="Times New Roman" w:eastAsia="Times New Roman"/>
-          <w:sz w:val="26"/>
-        </w:rPr>
-        <w:br/>
-        <w:t>GV giao nhiệm vụ xây dựng tiêu chí nhóm.</w:t>
-      </w:r>
-    </w:p>
-    <w:p>
-      <w:pPr>
-        <w:spacing w:after="0" w:line="276" w:lineRule="auto"/>
-        <w:ind w:firstLine="567"/>
-      </w:pPr>
-      <w:r>
-        <w:rPr>
-          <w:rFonts w:ascii="Times New Roman" w:hAnsi="Times New Roman" w:cs="Times New Roman" w:eastAsia="Times New Roman"/>
-          <w:i/>
-          <w:sz w:val="26"/>
-        </w:rPr>
-        <w:t>Bước 2. Học sinh tiếp nhận nhiệm vụ học tập</w:t>
-      </w:r>
-      <w:r>
-        <w:rPr>
-          <w:rFonts w:ascii="Times New Roman" w:hAnsi="Times New Roman" w:cs="Times New Roman" w:eastAsia="Times New Roman"/>
-          <w:sz w:val="26"/>
-        </w:rPr>
-        <w:br/>
-        <w:t>HS thảo luận và viết ra giấy A4.</w:t>
-      </w:r>
-    </w:p>
-    <w:p>
-      <w:pPr>
-        <w:spacing w:after="0" w:line="276" w:lineRule="auto"/>
-        <w:ind w:firstLine="567"/>
-      </w:pPr>
-      <w:r>
-        <w:rPr>
-          <w:rFonts w:ascii="Times New Roman" w:hAnsi="Times New Roman" w:cs="Times New Roman" w:eastAsia="Times New Roman"/>
-          <w:i/>
-          <w:sz w:val="26"/>
-        </w:rPr>
-        <w:t>Bước 3. Báo cáo kết quả hoạt động</w:t>
-      </w:r>
-      <w:r>
-        <w:rPr>
-          <w:rFonts w:ascii="Times New Roman" w:hAnsi="Times New Roman" w:cs="Times New Roman" w:eastAsia="Times New Roman"/>
-          <w:sz w:val="26"/>
-        </w:rPr>
-        <w:br/>
-        <w:t>Đại diện nhóm treo bản tiêu chí.</w:t>
-      </w:r>
-    </w:p>
-    <w:p>
-      <w:pPr>
-        <w:spacing w:after="0" w:line="276" w:lineRule="auto"/>
-        <w:ind w:firstLine="567"/>
-      </w:pPr>
-      <w:r>
-        <w:rPr>
-          <w:rFonts w:ascii="Times New Roman" w:hAnsi="Times New Roman" w:cs="Times New Roman" w:eastAsia="Times New Roman"/>
-          <w:i/>
-          <w:sz w:val="26"/>
-        </w:rPr>
-        <w:t>Bước 4. Đánh giá kết quả thực hiện nhiệm vụ</w:t>
-      </w:r>
-      <w:r>
-        <w:rPr>
-          <w:rFonts w:ascii="Times New Roman" w:hAnsi="Times New Roman" w:cs="Times New Roman" w:eastAsia="Times New Roman"/>
-          <w:sz w:val="26"/>
-        </w:rPr>
-        <w:br/>
-        <w:t>GV tổng kết quy tắc chung cho cả lớp.</w:t>
-      </w:r>
+    <w:tbl>
+      <w:tblPr>
+        <w:tblW w:type="auto" w:w="0"/>
+        <w:tblLook w:firstColumn="1" w:firstRow="1" w:lastColumn="0" w:lastRow="0" w:noHBand="0" w:noVBand="1" w:val="04A0"/>
+        <w:tblBorders>
+          <w:top w:val="single" w:sz="4" w:color="000000" w:space="0"/>
+          <w:left w:val="single" w:sz="4" w:color="000000" w:space="0"/>
+          <w:bottom w:val="single" w:sz="4" w:color="000000" w:space="0"/>
+          <w:right w:val="single" w:sz="4" w:color="000000" w:space="0"/>
+          <w:insideH w:val="single" w:sz="4" w:color="000000" w:space="0"/>
+          <w:insideV w:val="single" w:sz="4" w:color="000000" w:space="0"/>
+        </w:tblBorders>
+      </w:tblPr>
+      <w:tblGrid>
+        <w:gridCol w:w="1805"/>
+        <w:gridCol w:w="3610"/>
+        <w:gridCol w:w="3611"/>
+      </w:tblGrid>
+      <w:tblGrid>
+        <w:gridCol w:w="3198"/>
+        <w:gridCol w:w="3198"/>
+        <w:gridCol w:w="3198"/>
+      </w:tblGrid>
+      <w:tr>
+        <w:tc>
+          <w:tcPr>
+            <w:tcW w:type="dxa" w:w="3198"/>
+          </w:tcPr>
+          <w:p>
+            <w:pPr>
+              <w:spacing w:line="276" w:lineRule="auto"/>
+              <w:jc w:val="center"/>
+            </w:pPr>
+            <w:r>
+              <w:rPr>
+                <w:rFonts w:ascii="Times New Roman" w:hAnsi="Times New Roman" w:cs="Times New Roman" w:eastAsia="Times New Roman"/>
+                <w:b/>
+                <w:i w:val="0"/>
+                <w:sz w:val="26"/>
+              </w:rPr>
+              <w:t>Bước</w:t>
+            </w:r>
+          </w:p>
+        </w:tc>
+        <w:tc>
+          <w:tcPr>
+            <w:tcW w:type="dxa" w:w="3198"/>
+          </w:tcPr>
+          <w:p>
+            <w:pPr>
+              <w:spacing w:line="276" w:lineRule="auto"/>
+              <w:jc w:val="center"/>
+            </w:pPr>
+            <w:r>
+              <w:rPr>
+                <w:rFonts w:ascii="Times New Roman" w:hAnsi="Times New Roman" w:cs="Times New Roman" w:eastAsia="Times New Roman"/>
+                <w:b/>
+                <w:i w:val="0"/>
+                <w:sz w:val="26"/>
+              </w:rPr>
+              <w:t>Hoạt động của GV</w:t>
+            </w:r>
+          </w:p>
+        </w:tc>
+        <w:tc>
+          <w:tcPr>
+            <w:tcW w:type="dxa" w:w="3198"/>
+          </w:tcPr>
+          <w:p>
+            <w:pPr>
+              <w:spacing w:line="276" w:lineRule="auto"/>
+              <w:jc w:val="center"/>
+            </w:pPr>
+            <w:r>
+              <w:rPr>
+                <w:rFonts w:ascii="Times New Roman" w:hAnsi="Times New Roman" w:cs="Times New Roman" w:eastAsia="Times New Roman"/>
+                <w:b/>
+                <w:i w:val="0"/>
+                <w:sz w:val="26"/>
+              </w:rPr>
+              <w:t>Hoạt động của HS</w:t>
+            </w:r>
+          </w:p>
+        </w:tc>
+      </w:tr>
+      <w:tr>
+        <w:tc>
+          <w:tcPr>
+            <w:tcW w:type="dxa" w:w="1805"/>
+          </w:tcPr>
+          <w:p>
+            <w:pPr>
+              <w:spacing w:line="276" w:lineRule="auto"/>
+              <w:jc w:val="center"/>
+            </w:pPr>
+            <w:r>
+              <w:rPr>
+                <w:rFonts w:ascii="Times New Roman" w:hAnsi="Times New Roman" w:cs="Times New Roman" w:eastAsia="Times New Roman"/>
+                <w:b/>
+                <w:i/>
+                <w:sz w:val="26"/>
+              </w:rPr>
+              <w:t>Bước 1:</w:t>
+            </w:r>
+          </w:p>
+          <w:p>
+            <w:r>
+              <w:rPr>
+                <w:rFonts w:ascii="Times New Roman" w:hAnsi="Times New Roman" w:cs="Times New Roman" w:eastAsia="Times New Roman"/>
+                <w:b/>
+                <w:i/>
+                <w:sz w:val="26"/>
+              </w:rPr>
+              <w:t>Chuyển giao</w:t>
+            </w:r>
+          </w:p>
+          <w:p>
+            <w:r>
+              <w:rPr>
+                <w:rFonts w:ascii="Times New Roman" w:hAnsi="Times New Roman" w:cs="Times New Roman" w:eastAsia="Times New Roman"/>
+                <w:b/>
+                <w:i/>
+                <w:sz w:val="26"/>
+              </w:rPr>
+              <w:t>nhiệm vụ học tập</w:t>
+            </w:r>
+          </w:p>
+        </w:tc>
+        <w:tc>
+          <w:tcPr>
+            <w:tcW w:type="dxa" w:w="3610"/>
+          </w:tcPr>
+          <w:p>
+            <w:pPr>
+              <w:spacing w:line="276" w:lineRule="auto"/>
+            </w:pPr>
+            <w:r>
+              <w:rPr>
+                <w:rFonts w:ascii="Times New Roman" w:hAnsi="Times New Roman" w:cs="Times New Roman" w:eastAsia="Times New Roman"/>
+                <w:b w:val="0"/>
+                <w:i w:val="0"/>
+                <w:sz w:val="26"/>
+              </w:rPr>
+              <w:t>GV giao nhiệm vụ xây dựng tiêu chí nhóm.</w:t>
+            </w:r>
+          </w:p>
+        </w:tc>
+        <w:tc>
+          <w:tcPr>
+            <w:tcW w:type="dxa" w:w="3611"/>
+          </w:tcPr>
+          <w:p>
+            <w:pPr>
+              <w:spacing w:line="276" w:lineRule="auto"/>
+            </w:pPr>
+          </w:p>
+        </w:tc>
+      </w:tr>
+      <w:tr>
+        <w:tc>
+          <w:tcPr>
+            <w:tcW w:type="dxa" w:w="1805"/>
+          </w:tcPr>
+          <w:p>
+            <w:pPr>
+              <w:spacing w:line="276" w:lineRule="auto"/>
+              <w:jc w:val="center"/>
+            </w:pPr>
+            <w:r>
+              <w:rPr>
+                <w:rFonts w:ascii="Times New Roman" w:hAnsi="Times New Roman" w:cs="Times New Roman" w:eastAsia="Times New Roman"/>
+                <w:b/>
+                <w:i/>
+                <w:sz w:val="26"/>
+              </w:rPr>
+              <w:t>Bước 2:</w:t>
+            </w:r>
+          </w:p>
+          <w:p>
+            <w:r>
+              <w:rPr>
+                <w:rFonts w:ascii="Times New Roman" w:hAnsi="Times New Roman" w:cs="Times New Roman" w:eastAsia="Times New Roman"/>
+                <w:b/>
+                <w:i/>
+                <w:sz w:val="26"/>
+              </w:rPr>
+              <w:t>Học sinh tiếp nhận</w:t>
+            </w:r>
+          </w:p>
+          <w:p>
+            <w:r>
+              <w:rPr>
+                <w:rFonts w:ascii="Times New Roman" w:hAnsi="Times New Roman" w:cs="Times New Roman" w:eastAsia="Times New Roman"/>
+                <w:b/>
+                <w:i/>
+                <w:sz w:val="26"/>
+              </w:rPr>
+              <w:t>nhiệm vụ học tập</w:t>
+            </w:r>
+          </w:p>
+        </w:tc>
+        <w:tc>
+          <w:tcPr>
+            <w:tcW w:type="dxa" w:w="3610"/>
+          </w:tcPr>
+          <w:p>
+            <w:pPr>
+              <w:spacing w:line="276" w:lineRule="auto"/>
+            </w:pPr>
+            <w:r>
+              <w:rPr>
+                <w:rFonts w:ascii="Times New Roman" w:hAnsi="Times New Roman" w:cs="Times New Roman" w:eastAsia="Times New Roman"/>
+                <w:b w:val="0"/>
+                <w:i w:val="0"/>
+                <w:sz w:val="26"/>
+              </w:rPr>
+              <w:t>HS thảo luận và viết ra giấy A4.</w:t>
+            </w:r>
+          </w:p>
+        </w:tc>
+        <w:tc>
+          <w:tcPr>
+            <w:tcW w:type="dxa" w:w="3611"/>
+          </w:tcPr>
+          <w:p>
+            <w:pPr>
+              <w:spacing w:line="276" w:lineRule="auto"/>
+            </w:pPr>
+          </w:p>
+        </w:tc>
+      </w:tr>
+      <w:tr>
+        <w:tc>
+          <w:tcPr>
+            <w:tcW w:type="dxa" w:w="1805"/>
+          </w:tcPr>
+          <w:p>
+            <w:pPr>
+              <w:spacing w:line="276" w:lineRule="auto"/>
+              <w:jc w:val="center"/>
+            </w:pPr>
+            <w:r>
+              <w:rPr>
+                <w:rFonts w:ascii="Times New Roman" w:hAnsi="Times New Roman" w:cs="Times New Roman" w:eastAsia="Times New Roman"/>
+                <w:b/>
+                <w:i/>
+                <w:sz w:val="26"/>
+              </w:rPr>
+              <w:t>Bước 3:</w:t>
+            </w:r>
+          </w:p>
+          <w:p>
+            <w:r>
+              <w:rPr>
+                <w:rFonts w:ascii="Times New Roman" w:hAnsi="Times New Roman" w:cs="Times New Roman" w:eastAsia="Times New Roman"/>
+                <w:b/>
+                <w:i/>
+                <w:sz w:val="26"/>
+              </w:rPr>
+              <w:t>Báo cáo kết quả</w:t>
+            </w:r>
+          </w:p>
+          <w:p>
+            <w:r>
+              <w:rPr>
+                <w:rFonts w:ascii="Times New Roman" w:hAnsi="Times New Roman" w:cs="Times New Roman" w:eastAsia="Times New Roman"/>
+                <w:b/>
+                <w:i/>
+                <w:sz w:val="26"/>
+              </w:rPr>
+              <w:t>hoạt động</w:t>
+            </w:r>
+          </w:p>
+        </w:tc>
+        <w:tc>
+          <w:tcPr>
+            <w:tcW w:type="dxa" w:w="3610"/>
+          </w:tcPr>
+          <w:p>
+            <w:pPr>
+              <w:spacing w:line="276" w:lineRule="auto"/>
+            </w:pPr>
+            <w:r>
+              <w:rPr>
+                <w:rFonts w:ascii="Times New Roman" w:hAnsi="Times New Roman" w:cs="Times New Roman" w:eastAsia="Times New Roman"/>
+                <w:b w:val="0"/>
+                <w:i w:val="0"/>
+                <w:sz w:val="26"/>
+              </w:rPr>
+              <w:t>Đại diện nhóm treo bản tiêu chí.</w:t>
+            </w:r>
+          </w:p>
+        </w:tc>
+        <w:tc>
+          <w:tcPr>
+            <w:tcW w:type="dxa" w:w="3611"/>
+          </w:tcPr>
+          <w:p>
+            <w:pPr>
+              <w:spacing w:line="276" w:lineRule="auto"/>
+            </w:pPr>
+          </w:p>
+        </w:tc>
+      </w:tr>
+      <w:tr>
+        <w:tc>
+          <w:tcPr>
+            <w:tcW w:type="dxa" w:w="1805"/>
+          </w:tcPr>
+          <w:p>
+            <w:pPr>
+              <w:spacing w:line="276" w:lineRule="auto"/>
+              <w:jc w:val="center"/>
+            </w:pPr>
+            <w:r>
+              <w:rPr>
+                <w:rFonts w:ascii="Times New Roman" w:hAnsi="Times New Roman" w:cs="Times New Roman" w:eastAsia="Times New Roman"/>
+                <w:b/>
+                <w:i/>
+                <w:sz w:val="26"/>
+              </w:rPr>
+              <w:t>Bước 4:</w:t>
+            </w:r>
+          </w:p>
+          <w:p>
+            <w:r>
+              <w:rPr>
+                <w:rFonts w:ascii="Times New Roman" w:hAnsi="Times New Roman" w:cs="Times New Roman" w:eastAsia="Times New Roman"/>
+                <w:b/>
+                <w:i/>
+                <w:sz w:val="26"/>
+              </w:rPr>
+              <w:t>Đánh giá kết quả</w:t>
+            </w:r>
+          </w:p>
+          <w:p>
+            <w:r>
+              <w:rPr>
+                <w:rFonts w:ascii="Times New Roman" w:hAnsi="Times New Roman" w:cs="Times New Roman" w:eastAsia="Times New Roman"/>
+                <w:b/>
+                <w:i/>
+                <w:sz w:val="26"/>
+              </w:rPr>
+              <w:t>thực hiện nhiệm vụ</w:t>
+            </w:r>
+          </w:p>
+        </w:tc>
+        <w:tc>
+          <w:tcPr>
+            <w:tcW w:type="dxa" w:w="3610"/>
+          </w:tcPr>
+          <w:p>
+            <w:pPr>
+              <w:spacing w:line="276" w:lineRule="auto"/>
+            </w:pPr>
+            <w:r>
+              <w:rPr>
+                <w:rFonts w:ascii="Times New Roman" w:hAnsi="Times New Roman" w:cs="Times New Roman" w:eastAsia="Times New Roman"/>
+                <w:b w:val="0"/>
+                <w:i w:val="0"/>
+                <w:sz w:val="26"/>
+              </w:rPr>
+              <w:t>GV tổng kết quy tắc chung cho cả lớp.</w:t>
+            </w:r>
+          </w:p>
+        </w:tc>
+        <w:tc>
+          <w:tcPr>
+            <w:tcW w:type="dxa" w:w="3611"/>
+          </w:tcPr>
+          <w:p>
+            <w:pPr>
+              <w:spacing w:line="276" w:lineRule="auto"/>
+            </w:pPr>
+          </w:p>
+        </w:tc>
+      </w:tr>
+    </w:tbl>
+    <w:p>
+      <w:pPr>
+        <w:spacing w:line="276" w:lineRule="auto"/>
+      </w:pPr>
     </w:p>
     <w:p>
       <w:pPr>
@@ -1295,100 +2180,389 @@
         </w:rPr>
         <w:t xml:space="preserve">d) Tổ chức thực hiện: </w:t>
       </w:r>
-      <w:r>
-        <w:rPr>
-          <w:rFonts w:ascii="Times New Roman" w:hAnsi="Times New Roman" w:cs="Times New Roman" w:eastAsia="Times New Roman"/>
-          <w:sz w:val="26"/>
-        </w:rPr>
-      </w:r>
-    </w:p>
-    <w:p>
-      <w:pPr>
-        <w:spacing w:after="0" w:line="276" w:lineRule="auto"/>
-        <w:ind w:firstLine="567"/>
-      </w:pPr>
-      <w:r>
-        <w:rPr>
-          <w:rFonts w:ascii="Times New Roman" w:hAnsi="Times New Roman" w:cs="Times New Roman" w:eastAsia="Times New Roman"/>
-          <w:i/>
-          <w:sz w:val="26"/>
-        </w:rPr>
-        <w:t>Bước 1. Chuyển giao nhiệm vụ học tập</w:t>
-      </w:r>
-      <w:r>
-        <w:rPr>
-          <w:rFonts w:ascii="Times New Roman" w:hAnsi="Times New Roman" w:cs="Times New Roman" w:eastAsia="Times New Roman"/>
-          <w:sz w:val="26"/>
-        </w:rPr>
-        <w:br/>
-        <w:t>GV dặn xem trước Bài 1.</w:t>
-      </w:r>
-    </w:p>
-    <w:p>
-      <w:pPr>
-        <w:spacing w:after="0" w:line="276" w:lineRule="auto"/>
-        <w:ind w:firstLine="567"/>
-      </w:pPr>
-      <w:r>
-        <w:rPr>
-          <w:rFonts w:ascii="Times New Roman" w:hAnsi="Times New Roman" w:cs="Times New Roman" w:eastAsia="Times New Roman"/>
-          <w:i/>
-          <w:sz w:val="26"/>
-        </w:rPr>
-        <w:t>Bước 2. Học sinh tiếp nhận nhiệm vụ học tập</w:t>
-      </w:r>
-      <w:r>
-        <w:rPr>
-          <w:rFonts w:ascii="Times New Roman" w:hAnsi="Times New Roman" w:cs="Times New Roman" w:eastAsia="Times New Roman"/>
-          <w:sz w:val="26"/>
-        </w:rPr>
-        <w:br/>
-        <w:t>HS ghi sổ tay.</w:t>
-      </w:r>
-    </w:p>
-    <w:p>
-      <w:pPr>
-        <w:spacing w:after="0" w:line="276" w:lineRule="auto"/>
-        <w:ind w:firstLine="567"/>
-      </w:pPr>
-      <w:r>
-        <w:rPr>
-          <w:rFonts w:ascii="Times New Roman" w:hAnsi="Times New Roman" w:cs="Times New Roman" w:eastAsia="Times New Roman"/>
-          <w:i/>
-          <w:sz w:val="26"/>
-        </w:rPr>
-        <w:t>Bước 3. Báo cáo kết quả hoạt động</w:t>
-      </w:r>
-      <w:r>
-        <w:rPr>
-          <w:rFonts w:ascii="Times New Roman" w:hAnsi="Times New Roman" w:cs="Times New Roman" w:eastAsia="Times New Roman"/>
-          <w:sz w:val="26"/>
-        </w:rPr>
-        <w:br/>
-        <w:t>Chuẩn bị cho buổi học tới.</w:t>
-      </w:r>
-    </w:p>
-    <w:p>
-      <w:pPr>
-        <w:spacing w:after="0" w:line="276" w:lineRule="auto"/>
-        <w:ind w:firstLine="567"/>
-      </w:pPr>
-      <w:r>
-        <w:rPr>
-          <w:rFonts w:ascii="Times New Roman" w:hAnsi="Times New Roman" w:cs="Times New Roman" w:eastAsia="Times New Roman"/>
-          <w:i/>
-          <w:sz w:val="26"/>
-        </w:rPr>
-        <w:t>Bước 4. Giáo viên nhắc nhở nhiệm vụ về nhà</w:t>
-      </w:r>
-      <w:r>
-        <w:rPr>
-          <w:rFonts w:ascii="Times New Roman" w:hAnsi="Times New Roman" w:cs="Times New Roman" w:eastAsia="Times New Roman"/>
-          <w:sz w:val="26"/>
-        </w:rPr>
-        <w:br/>
-        <w:t>GV kết thúc tiết học.</w:t>
-      </w:r>
+    </w:p>
+    <w:tbl>
+      <w:tblPr>
+        <w:tblW w:type="auto" w:w="0"/>
+        <w:tblLook w:firstColumn="1" w:firstRow="1" w:lastColumn="0" w:lastRow="0" w:noHBand="0" w:noVBand="1" w:val="04A0"/>
+        <w:tblBorders>
+          <w:top w:val="single" w:sz="4" w:color="000000" w:space="0"/>
+          <w:left w:val="single" w:sz="4" w:color="000000" w:space="0"/>
+          <w:bottom w:val="single" w:sz="4" w:color="000000" w:space="0"/>
+          <w:right w:val="single" w:sz="4" w:color="000000" w:space="0"/>
+          <w:insideH w:val="single" w:sz="4" w:color="000000" w:space="0"/>
+          <w:insideV w:val="single" w:sz="4" w:color="000000" w:space="0"/>
+        </w:tblBorders>
+      </w:tblPr>
+      <w:tblGrid>
+        <w:gridCol w:w="1805"/>
+        <w:gridCol w:w="3610"/>
+        <w:gridCol w:w="3611"/>
+      </w:tblGrid>
+      <w:tblGrid>
+        <w:gridCol w:w="3198"/>
+        <w:gridCol w:w="3198"/>
+        <w:gridCol w:w="3198"/>
+      </w:tblGrid>
+      <w:tr>
+        <w:tc>
+          <w:tcPr>
+            <w:tcW w:type="dxa" w:w="3198"/>
+          </w:tcPr>
+          <w:p>
+            <w:pPr>
+              <w:spacing w:line="276" w:lineRule="auto"/>
+              <w:jc w:val="center"/>
+            </w:pPr>
+            <w:r>
+              <w:rPr>
+                <w:rFonts w:ascii="Times New Roman" w:hAnsi="Times New Roman" w:cs="Times New Roman" w:eastAsia="Times New Roman"/>
+                <w:b/>
+                <w:i w:val="0"/>
+                <w:sz w:val="26"/>
+              </w:rPr>
+              <w:t>Bước</w:t>
+            </w:r>
+          </w:p>
+        </w:tc>
+        <w:tc>
+          <w:tcPr>
+            <w:tcW w:type="dxa" w:w="3198"/>
+          </w:tcPr>
+          <w:p>
+            <w:pPr>
+              <w:spacing w:line="276" w:lineRule="auto"/>
+              <w:jc w:val="center"/>
+            </w:pPr>
+            <w:r>
+              <w:rPr>
+                <w:rFonts w:ascii="Times New Roman" w:hAnsi="Times New Roman" w:cs="Times New Roman" w:eastAsia="Times New Roman"/>
+                <w:b/>
+                <w:i w:val="0"/>
+                <w:sz w:val="26"/>
+              </w:rPr>
+              <w:t>Hoạt động của GV</w:t>
+            </w:r>
+          </w:p>
+        </w:tc>
+        <w:tc>
+          <w:tcPr>
+            <w:tcW w:type="dxa" w:w="3198"/>
+          </w:tcPr>
+          <w:p>
+            <w:pPr>
+              <w:spacing w:line="276" w:lineRule="auto"/>
+              <w:jc w:val="center"/>
+            </w:pPr>
+            <w:r>
+              <w:rPr>
+                <w:rFonts w:ascii="Times New Roman" w:hAnsi="Times New Roman" w:cs="Times New Roman" w:eastAsia="Times New Roman"/>
+                <w:b/>
+                <w:i w:val="0"/>
+                <w:sz w:val="26"/>
+              </w:rPr>
+              <w:t>Hoạt động của HS</w:t>
+            </w:r>
+          </w:p>
+        </w:tc>
+      </w:tr>
+      <w:tr>
+        <w:tc>
+          <w:tcPr>
+            <w:tcW w:type="dxa" w:w="1805"/>
+          </w:tcPr>
+          <w:p>
+            <w:pPr>
+              <w:spacing w:line="276" w:lineRule="auto"/>
+              <w:jc w:val="center"/>
+            </w:pPr>
+            <w:r>
+              <w:rPr>
+                <w:rFonts w:ascii="Times New Roman" w:hAnsi="Times New Roman" w:cs="Times New Roman" w:eastAsia="Times New Roman"/>
+                <w:b/>
+                <w:i/>
+                <w:sz w:val="26"/>
+              </w:rPr>
+              <w:t>Bước 1:</w:t>
+            </w:r>
+          </w:p>
+          <w:p>
+            <w:r>
+              <w:rPr>
+                <w:rFonts w:ascii="Times New Roman" w:hAnsi="Times New Roman" w:cs="Times New Roman" w:eastAsia="Times New Roman"/>
+                <w:b/>
+                <w:i/>
+                <w:sz w:val="26"/>
+              </w:rPr>
+              <w:t>Chuyển giao</w:t>
+            </w:r>
+          </w:p>
+          <w:p>
+            <w:r>
+              <w:rPr>
+                <w:rFonts w:ascii="Times New Roman" w:hAnsi="Times New Roman" w:cs="Times New Roman" w:eastAsia="Times New Roman"/>
+                <w:b/>
+                <w:i/>
+                <w:sz w:val="26"/>
+              </w:rPr>
+              <w:t>nhiệm vụ học tập</w:t>
+            </w:r>
+          </w:p>
+        </w:tc>
+        <w:tc>
+          <w:tcPr>
+            <w:tcW w:type="dxa" w:w="3610"/>
+          </w:tcPr>
+          <w:p>
+            <w:pPr>
+              <w:spacing w:line="276" w:lineRule="auto"/>
+            </w:pPr>
+            <w:r>
+              <w:rPr>
+                <w:rFonts w:ascii="Times New Roman" w:hAnsi="Times New Roman" w:cs="Times New Roman" w:eastAsia="Times New Roman"/>
+                <w:b w:val="0"/>
+                <w:i w:val="0"/>
+                <w:sz w:val="26"/>
+              </w:rPr>
+              <w:t>GV dặn xem trước Bài 1.</w:t>
+            </w:r>
+          </w:p>
+        </w:tc>
+        <w:tc>
+          <w:tcPr>
+            <w:tcW w:type="dxa" w:w="3611"/>
+          </w:tcPr>
+          <w:p>
+            <w:pPr>
+              <w:spacing w:line="276" w:lineRule="auto"/>
+            </w:pPr>
+          </w:p>
+        </w:tc>
+      </w:tr>
+      <w:tr>
+        <w:tc>
+          <w:tcPr>
+            <w:tcW w:type="dxa" w:w="1805"/>
+          </w:tcPr>
+          <w:p>
+            <w:pPr>
+              <w:spacing w:line="276" w:lineRule="auto"/>
+              <w:jc w:val="center"/>
+            </w:pPr>
+            <w:r>
+              <w:rPr>
+                <w:rFonts w:ascii="Times New Roman" w:hAnsi="Times New Roman" w:cs="Times New Roman" w:eastAsia="Times New Roman"/>
+                <w:b/>
+                <w:i/>
+                <w:sz w:val="26"/>
+              </w:rPr>
+              <w:t>Bước 2:</w:t>
+            </w:r>
+          </w:p>
+          <w:p>
+            <w:r>
+              <w:rPr>
+                <w:rFonts w:ascii="Times New Roman" w:hAnsi="Times New Roman" w:cs="Times New Roman" w:eastAsia="Times New Roman"/>
+                <w:b/>
+                <w:i/>
+                <w:sz w:val="26"/>
+              </w:rPr>
+              <w:t>Học sinh tiếp nhận</w:t>
+            </w:r>
+          </w:p>
+          <w:p>
+            <w:r>
+              <w:rPr>
+                <w:rFonts w:ascii="Times New Roman" w:hAnsi="Times New Roman" w:cs="Times New Roman" w:eastAsia="Times New Roman"/>
+                <w:b/>
+                <w:i/>
+                <w:sz w:val="26"/>
+              </w:rPr>
+              <w:t>nhiệm vụ học tập</w:t>
+            </w:r>
+          </w:p>
+        </w:tc>
+        <w:tc>
+          <w:tcPr>
+            <w:tcW w:type="dxa" w:w="3610"/>
+          </w:tcPr>
+          <w:p>
+            <w:pPr>
+              <w:spacing w:line="276" w:lineRule="auto"/>
+            </w:pPr>
+            <w:r>
+              <w:rPr>
+                <w:rFonts w:ascii="Times New Roman" w:hAnsi="Times New Roman" w:cs="Times New Roman" w:eastAsia="Times New Roman"/>
+                <w:b w:val="0"/>
+                <w:i w:val="0"/>
+                <w:sz w:val="26"/>
+              </w:rPr>
+              <w:t>HS ghi sổ tay.</w:t>
+            </w:r>
+          </w:p>
+        </w:tc>
+        <w:tc>
+          <w:tcPr>
+            <w:tcW w:type="dxa" w:w="3611"/>
+          </w:tcPr>
+          <w:p>
+            <w:pPr>
+              <w:spacing w:line="276" w:lineRule="auto"/>
+            </w:pPr>
+          </w:p>
+        </w:tc>
+      </w:tr>
+      <w:tr>
+        <w:tc>
+          <w:tcPr>
+            <w:tcW w:type="dxa" w:w="1805"/>
+          </w:tcPr>
+          <w:p>
+            <w:pPr>
+              <w:spacing w:line="276" w:lineRule="auto"/>
+              <w:jc w:val="center"/>
+            </w:pPr>
+            <w:r>
+              <w:rPr>
+                <w:rFonts w:ascii="Times New Roman" w:hAnsi="Times New Roman" w:cs="Times New Roman" w:eastAsia="Times New Roman"/>
+                <w:b/>
+                <w:i/>
+                <w:sz w:val="26"/>
+              </w:rPr>
+              <w:t>Bước 3:</w:t>
+            </w:r>
+          </w:p>
+          <w:p>
+            <w:r>
+              <w:rPr>
+                <w:rFonts w:ascii="Times New Roman" w:hAnsi="Times New Roman" w:cs="Times New Roman" w:eastAsia="Times New Roman"/>
+                <w:b/>
+                <w:i/>
+                <w:sz w:val="26"/>
+              </w:rPr>
+              <w:t>Báo cáo kết quả</w:t>
+            </w:r>
+          </w:p>
+          <w:p>
+            <w:r>
+              <w:rPr>
+                <w:rFonts w:ascii="Times New Roman" w:hAnsi="Times New Roman" w:cs="Times New Roman" w:eastAsia="Times New Roman"/>
+                <w:b/>
+                <w:i/>
+                <w:sz w:val="26"/>
+              </w:rPr>
+              <w:t>hoạt động</w:t>
+            </w:r>
+          </w:p>
+        </w:tc>
+        <w:tc>
+          <w:tcPr>
+            <w:tcW w:type="dxa" w:w="3610"/>
+          </w:tcPr>
+          <w:p>
+            <w:pPr>
+              <w:spacing w:line="276" w:lineRule="auto"/>
+            </w:pPr>
+            <w:r>
+              <w:rPr>
+                <w:rFonts w:ascii="Times New Roman" w:hAnsi="Times New Roman" w:cs="Times New Roman" w:eastAsia="Times New Roman"/>
+                <w:b w:val="0"/>
+                <w:i w:val="0"/>
+                <w:sz w:val="26"/>
+              </w:rPr>
+              <w:t>Chuẩn bị cho buổi học tới.</w:t>
+            </w:r>
+          </w:p>
+        </w:tc>
+        <w:tc>
+          <w:tcPr>
+            <w:tcW w:type="dxa" w:w="3611"/>
+          </w:tcPr>
+          <w:p>
+            <w:pPr>
+              <w:spacing w:line="276" w:lineRule="auto"/>
+            </w:pPr>
+          </w:p>
+        </w:tc>
+      </w:tr>
+      <w:tr>
+        <w:tc>
+          <w:tcPr>
+            <w:tcW w:type="dxa" w:w="1805"/>
+          </w:tcPr>
+          <w:p>
+            <w:pPr>
+              <w:spacing w:line="276" w:lineRule="auto"/>
+              <w:jc w:val="center"/>
+            </w:pPr>
+            <w:r>
+              <w:rPr>
+                <w:rFonts w:ascii="Times New Roman" w:hAnsi="Times New Roman" w:cs="Times New Roman" w:eastAsia="Times New Roman"/>
+                <w:b/>
+                <w:i/>
+                <w:sz w:val="26"/>
+              </w:rPr>
+              <w:t>Bước 4:</w:t>
+            </w:r>
+          </w:p>
+          <w:p>
+            <w:r>
+              <w:rPr>
+                <w:rFonts w:ascii="Times New Roman" w:hAnsi="Times New Roman" w:cs="Times New Roman" w:eastAsia="Times New Roman"/>
+                <w:b/>
+                <w:i/>
+                <w:sz w:val="26"/>
+              </w:rPr>
+              <w:t>Giáo viên nhắc nhở</w:t>
+            </w:r>
+          </w:p>
+          <w:p>
+            <w:r>
+              <w:rPr>
+                <w:rFonts w:ascii="Times New Roman" w:hAnsi="Times New Roman" w:cs="Times New Roman" w:eastAsia="Times New Roman"/>
+                <w:b/>
+                <w:i/>
+                <w:sz w:val="26"/>
+              </w:rPr>
+              <w:t>nhiệm vụ về nhà</w:t>
+            </w:r>
+          </w:p>
+        </w:tc>
+        <w:tc>
+          <w:tcPr>
+            <w:tcW w:type="dxa" w:w="3610"/>
+          </w:tcPr>
+          <w:p>
+            <w:pPr>
+              <w:spacing w:line="276" w:lineRule="auto"/>
+            </w:pPr>
+            <w:r>
+              <w:rPr>
+                <w:rFonts w:ascii="Times New Roman" w:hAnsi="Times New Roman" w:cs="Times New Roman" w:eastAsia="Times New Roman"/>
+                <w:b w:val="0"/>
+                <w:i w:val="0"/>
+                <w:sz w:val="26"/>
+              </w:rPr>
+              <w:t>GV kết thúc tiết học.</w:t>
+            </w:r>
+          </w:p>
+        </w:tc>
+        <w:tc>
+          <w:tcPr>
+            <w:tcW w:type="dxa" w:w="3611"/>
+          </w:tcPr>
+          <w:p>
+            <w:pPr>
+              <w:spacing w:line="276" w:lineRule="auto"/>
+            </w:pPr>
+          </w:p>
+        </w:tc>
+      </w:tr>
+    </w:tbl>
+    <w:p>
+      <w:pPr>
+        <w:spacing w:line="276" w:lineRule="auto"/>
+      </w:pPr>
     </w:p>
     <w:p>
       <w:pPr>

--- a/KHBD_Tin_học/Lớp_7/Tiết_00/KHBD_Tin_hoc_Lớp_7_Tiet00_Định_hướng_môn_học_Tin_học_7_-_Tổng_quan.docx
+++ b/KHBD_Tin_học/Lớp_7/Tiết_00/KHBD_Tin_hoc_Lớp_7_Tiet00_Định_hướng_môn_học_Tin_học_7_-_Tổng_quan.docx
@@ -885,7 +885,7 @@
                 <w:i w:val="0"/>
                 <w:sz w:val="26"/>
               </w:rPr>
-              <w:t>GV chiếu câu hỏi khảo sát nhanh.</w:t>
+              <w:t>GV chiếu bảng khảo sát nhanh: "Em đã thành thạo công cụ nào từ Lớp 6?"</w:t>
             </w:r>
           </w:p>
         </w:tc>
@@ -897,6 +897,15 @@
             <w:pPr>
               <w:spacing w:line="276" w:lineRule="auto"/>
             </w:pPr>
+            <w:r>
+              <w:rPr>
+                <w:rFonts w:ascii="Times New Roman" w:hAnsi="Times New Roman" w:cs="Times New Roman" w:eastAsia="Times New Roman"/>
+                <w:b w:val="0"/>
+                <w:i w:val="0"/>
+                <w:sz w:val="26"/>
+              </w:rPr>
+              <w:t>HS đọc câu hỏi khảo sát và chuẩn bị câu trả lời.</w:t>
+            </w:r>
           </w:p>
         </w:tc>
       </w:tr>
@@ -958,7 +967,7 @@
                 <w:i w:val="0"/>
                 <w:sz w:val="26"/>
               </w:rPr>
-              <w:t>HS trả lời cá nhân.</w:t>
+              <w:t>GV gọi HS trả lời, ghi nhanh lên bảng các kỹ năng HS đã có.</w:t>
             </w:r>
           </w:p>
         </w:tc>
@@ -970,6 +979,15 @@
             <w:pPr>
               <w:spacing w:line="276" w:lineRule="auto"/>
             </w:pPr>
+            <w:r>
+              <w:rPr>
+                <w:rFonts w:ascii="Times New Roman" w:hAnsi="Times New Roman" w:cs="Times New Roman" w:eastAsia="Times New Roman"/>
+                <w:b w:val="0"/>
+                <w:i w:val="0"/>
+                <w:sz w:val="26"/>
+              </w:rPr>
+              <w:t>HS trả lời cá nhân, nêu các công cụ số mình đã sử dụng được từ Lớp 6.</w:t>
+            </w:r>
           </w:p>
         </w:tc>
       </w:tr>
@@ -1031,7 +1049,7 @@
                 <w:i w:val="0"/>
                 <w:sz w:val="26"/>
               </w:rPr>
-              <w:t>3 HS chia sẻ kinh nghiệm.</w:t>
+              <w:t>GV hỏi thêm: "Lớp 7 có gì mới? Em muốn học gì thêm?"</w:t>
             </w:r>
           </w:p>
         </w:tc>
@@ -1043,6 +1061,15 @@
             <w:pPr>
               <w:spacing w:line="276" w:lineRule="auto"/>
             </w:pPr>
+            <w:r>
+              <w:rPr>
+                <w:rFonts w:ascii="Times New Roman" w:hAnsi="Times New Roman" w:cs="Times New Roman" w:eastAsia="Times New Roman"/>
+                <w:b w:val="0"/>
+                <w:i w:val="0"/>
+                <w:sz w:val="26"/>
+              </w:rPr>
+              <w:t>3 HS chia sẻ kinh nghiệm và kỳ vọng cho Lớp 7.</w:t>
+            </w:r>
           </w:p>
         </w:tc>
       </w:tr>
@@ -1104,7 +1131,7 @@
                 <w:i w:val="0"/>
                 <w:sz w:val="26"/>
               </w:rPr>
-              <w:t>GV chốt chuyển giao vào môn Tin 7.</w:t>
+              <w:t>GV chốt: Lớp 7 tiếp nối và nâng cao từ Lớp 6 — dẫn vào tổng quan chương trình.</w:t>
             </w:r>
           </w:p>
         </w:tc>
@@ -1116,6 +1143,15 @@
             <w:pPr>
               <w:spacing w:line="276" w:lineRule="auto"/>
             </w:pPr>
+            <w:r>
+              <w:rPr>
+                <w:rFonts w:ascii="Times New Roman" w:hAnsi="Times New Roman" w:cs="Times New Roman" w:eastAsia="Times New Roman"/>
+                <w:b w:val="0"/>
+                <w:i w:val="0"/>
+                <w:sz w:val="26"/>
+              </w:rPr>
+              <w:t>HS lắng nghe và ghi chú điểm khác biệt giữa Tin 6 và Tin 7.</w:t>
+            </w:r>
           </w:p>
         </w:tc>
       </w:tr>
@@ -1367,7 +1403,7 @@
                 <w:i w:val="0"/>
                 <w:sz w:val="26"/>
               </w:rPr>
-              <w:t>GV giới thiệu các chủ đề cốt lõi.</w:t>
+              <w:t>GV giới thiệu các chủ đề cốt lõi Tin 7: Bảng tính, Biên tập đa phương tiện, An toàn số nâng cao.</w:t>
             </w:r>
           </w:p>
         </w:tc>
@@ -1379,6 +1415,15 @@
             <w:pPr>
               <w:spacing w:line="276" w:lineRule="auto"/>
             </w:pPr>
+            <w:r>
+              <w:rPr>
+                <w:rFonts w:ascii="Times New Roman" w:hAnsi="Times New Roman" w:cs="Times New Roman" w:eastAsia="Times New Roman"/>
+                <w:b w:val="0"/>
+                <w:i w:val="0"/>
+                <w:sz w:val="26"/>
+              </w:rPr>
+              <w:t>HS theo dõi slide và mở SGK Tin 7 đối chiếu mục lục.</w:t>
+            </w:r>
           </w:p>
         </w:tc>
       </w:tr>
@@ -1440,7 +1485,7 @@
                 <w:i w:val="0"/>
                 <w:sz w:val="26"/>
               </w:rPr>
-              <w:t>HS đối chiếu với SGK Tin 7.</w:t>
+              <w:t>GV trình bày Khung Năng lực số (CV 3456): 5 lĩnh vực, 3 mức độ.</w:t>
             </w:r>
           </w:p>
         </w:tc>
@@ -1452,6 +1497,15 @@
             <w:pPr>
               <w:spacing w:line="276" w:lineRule="auto"/>
             </w:pPr>
+            <w:r>
+              <w:rPr>
+                <w:rFonts w:ascii="Times New Roman" w:hAnsi="Times New Roman" w:cs="Times New Roman" w:eastAsia="Times New Roman"/>
+                <w:b w:val="0"/>
+                <w:i w:val="0"/>
+                <w:sz w:val="26"/>
+              </w:rPr>
+              <w:t>HS đối chiếu với SGK Tin 7, ghi chú chủ đề quan tâm.</w:t>
+            </w:r>
           </w:p>
         </w:tc>
       </w:tr>
@@ -1513,7 +1567,7 @@
                 <w:i w:val="0"/>
                 <w:sz w:val="26"/>
               </w:rPr>
-              <w:t>GV giải thích các mức độ năng lực số cần đạt.</w:t>
+              <w:t>GV giải thích các mức độ năng lực số cần đạt trong năm học.</w:t>
             </w:r>
           </w:p>
         </w:tc>
@@ -1525,6 +1579,15 @@
             <w:pPr>
               <w:spacing w:line="276" w:lineRule="auto"/>
             </w:pPr>
+            <w:r>
+              <w:rPr>
+                <w:rFonts w:ascii="Times New Roman" w:hAnsi="Times New Roman" w:cs="Times New Roman" w:eastAsia="Times New Roman"/>
+                <w:b w:val="0"/>
+                <w:i w:val="0"/>
+                <w:sz w:val="26"/>
+              </w:rPr>
+              <w:t>HS đặt câu hỏi về những nội dung chưa rõ.</w:t>
+            </w:r>
           </w:p>
         </w:tc>
       </w:tr>
@@ -1586,7 +1649,7 @@
                 <w:i w:val="0"/>
                 <w:sz w:val="26"/>
               </w:rPr>
-              <w:t>GV chốt các cột mốc kiểm tra đánh giá.</w:t>
+              <w:t>GV chốt các cột mốc kiểm tra đánh giá và thời điểm.</w:t>
             </w:r>
           </w:p>
         </w:tc>
@@ -1598,6 +1661,15 @@
             <w:pPr>
               <w:spacing w:line="276" w:lineRule="auto"/>
             </w:pPr>
+            <w:r>
+              <w:rPr>
+                <w:rFonts w:ascii="Times New Roman" w:hAnsi="Times New Roman" w:cs="Times New Roman" w:eastAsia="Times New Roman"/>
+                <w:b w:val="0"/>
+                <w:i w:val="0"/>
+                <w:sz w:val="26"/>
+              </w:rPr>
+              <w:t>HS ghi chép lịch kiểm tra và tiêu chí đánh giá sản phẩm.</w:t>
+            </w:r>
           </w:p>
         </w:tc>
       </w:tr>
@@ -1849,7 +1921,7 @@
                 <w:i w:val="0"/>
                 <w:sz w:val="26"/>
               </w:rPr>
-              <w:t>GV giao nhiệm vụ xây dựng tiêu chí nhóm.</w:t>
+              <w:t>GV giao nhiệm vụ: Mỗi nhóm 4 người xây dựng 5 tiêu chí làm việc nhóm hiệu quả.</w:t>
             </w:r>
           </w:p>
         </w:tc>
@@ -1861,6 +1933,15 @@
             <w:pPr>
               <w:spacing w:line="276" w:lineRule="auto"/>
             </w:pPr>
+            <w:r>
+              <w:rPr>
+                <w:rFonts w:ascii="Times New Roman" w:hAnsi="Times New Roman" w:cs="Times New Roman" w:eastAsia="Times New Roman"/>
+                <w:b w:val="0"/>
+                <w:i w:val="0"/>
+                <w:sz w:val="26"/>
+              </w:rPr>
+              <w:t>HS nhận nhiệm vụ, phân công nhóm trưởng và thư ký.</w:t>
+            </w:r>
           </w:p>
         </w:tc>
       </w:tr>
@@ -1922,7 +2003,7 @@
                 <w:i w:val="0"/>
                 <w:sz w:val="26"/>
               </w:rPr>
-              <w:t>HS thảo luận và viết ra giấy A4.</w:t>
+              <w:t>GV quan sát, hỗ trợ nhóm nào chưa có ý tưởng bằng gợi ý mẫu.</w:t>
             </w:r>
           </w:p>
         </w:tc>
@@ -1934,6 +2015,15 @@
             <w:pPr>
               <w:spacing w:line="276" w:lineRule="auto"/>
             </w:pPr>
+            <w:r>
+              <w:rPr>
+                <w:rFonts w:ascii="Times New Roman" w:hAnsi="Times New Roman" w:cs="Times New Roman" w:eastAsia="Times New Roman"/>
+                <w:b w:val="0"/>
+                <w:i w:val="0"/>
+                <w:sz w:val="26"/>
+              </w:rPr>
+              <w:t>HS thảo luận và viết 5 tiêu chí ra giấy A4.</w:t>
+            </w:r>
           </w:p>
         </w:tc>
       </w:tr>
@@ -1995,7 +2085,7 @@
                 <w:i w:val="0"/>
                 <w:sz w:val="26"/>
               </w:rPr>
-              <w:t>Đại diện nhóm treo bản tiêu chí.</w:t>
+              <w:t>GV mời đại diện từng nhóm treo bản tiêu chí lên bảng.</w:t>
             </w:r>
           </w:p>
         </w:tc>
@@ -2007,6 +2097,15 @@
             <w:pPr>
               <w:spacing w:line="276" w:lineRule="auto"/>
             </w:pPr>
+            <w:r>
+              <w:rPr>
+                <w:rFonts w:ascii="Times New Roman" w:hAnsi="Times New Roman" w:cs="Times New Roman" w:eastAsia="Times New Roman"/>
+                <w:b w:val="0"/>
+                <w:i w:val="0"/>
+                <w:sz w:val="26"/>
+              </w:rPr>
+              <w:t>Đại diện nhóm treo bản tiêu chí và trình bày lý do chọn.</w:t>
+            </w:r>
           </w:p>
         </w:tc>
       </w:tr>
@@ -2068,7 +2167,7 @@
                 <w:i w:val="0"/>
                 <w:sz w:val="26"/>
               </w:rPr>
-              <w:t>GV tổng kết quy tắc chung cho cả lớp.</w:t>
+              <w:t>GV tổng kết, chọn lọc và công bố quy tắc chung cho cả lớp trong cả năm học.</w:t>
             </w:r>
           </w:p>
         </w:tc>
@@ -2080,6 +2179,15 @@
             <w:pPr>
               <w:spacing w:line="276" w:lineRule="auto"/>
             </w:pPr>
+            <w:r>
+              <w:rPr>
+                <w:rFonts w:ascii="Times New Roman" w:hAnsi="Times New Roman" w:cs="Times New Roman" w:eastAsia="Times New Roman"/>
+                <w:b w:val="0"/>
+                <w:i w:val="0"/>
+                <w:sz w:val="26"/>
+              </w:rPr>
+              <w:t>HS ghi quy tắc nhóm chung vào vở và cam kết thực hiện.</w:t>
+            </w:r>
           </w:p>
         </w:tc>
       </w:tr>
@@ -2324,7 +2432,7 @@
                 <w:i w:val="0"/>
                 <w:sz w:val="26"/>
               </w:rPr>
-              <w:t>GV dặn xem trước Bài 1.</w:t>
+              <w:t>GV dặn HS đọc trước Bài 1 SGK Tin 7 trang 6-10 và liệt kê thiết bị ở nhà.</w:t>
             </w:r>
           </w:p>
         </w:tc>
@@ -2336,6 +2444,15 @@
             <w:pPr>
               <w:spacing w:line="276" w:lineRule="auto"/>
             </w:pPr>
+            <w:r>
+              <w:rPr>
+                <w:rFonts w:ascii="Times New Roman" w:hAnsi="Times New Roman" w:cs="Times New Roman" w:eastAsia="Times New Roman"/>
+                <w:b w:val="0"/>
+                <w:i w:val="0"/>
+                <w:sz w:val="26"/>
+              </w:rPr>
+              <w:t>HS ghi nhiệm vụ vào sổ tay.</w:t>
+            </w:r>
           </w:p>
         </w:tc>
       </w:tr>
@@ -2397,7 +2514,7 @@
                 <w:i w:val="0"/>
                 <w:sz w:val="26"/>
               </w:rPr>
-              <w:t>HS ghi sổ tay.</w:t>
+              <w:t>GV hỏi: "Ở nhà em có những thiết bị máy tính nào?"</w:t>
             </w:r>
           </w:p>
         </w:tc>
@@ -2409,6 +2526,15 @@
             <w:pPr>
               <w:spacing w:line="276" w:lineRule="auto"/>
             </w:pPr>
+            <w:r>
+              <w:rPr>
+                <w:rFonts w:ascii="Times New Roman" w:hAnsi="Times New Roman" w:cs="Times New Roman" w:eastAsia="Times New Roman"/>
+                <w:b w:val="0"/>
+                <w:i w:val="0"/>
+                <w:sz w:val="26"/>
+              </w:rPr>
+              <w:t>HS suy nghĩ và chuẩn bị danh sách thiết bị ở nhà.</w:t>
+            </w:r>
           </w:p>
         </w:tc>
       </w:tr>
@@ -2470,7 +2596,7 @@
                 <w:i w:val="0"/>
                 <w:sz w:val="26"/>
               </w:rPr>
-              <w:t>Chuẩn bị cho buổi học tới.</w:t>
+              <w:t>GV nhắc: Chụp ảnh hoặc ghi tên các thiết bị để chia sẻ đầu tiết sau.</w:t>
             </w:r>
           </w:p>
         </w:tc>
@@ -2482,6 +2608,15 @@
             <w:pPr>
               <w:spacing w:line="276" w:lineRule="auto"/>
             </w:pPr>
+            <w:r>
+              <w:rPr>
+                <w:rFonts w:ascii="Times New Roman" w:hAnsi="Times New Roman" w:cs="Times New Roman" w:eastAsia="Times New Roman"/>
+                <w:b w:val="0"/>
+                <w:i w:val="0"/>
+                <w:sz w:val="26"/>
+              </w:rPr>
+              <w:t>HS ghi chú cách chuẩn bị bài tập về nhà.</w:t>
+            </w:r>
           </w:p>
         </w:tc>
       </w:tr>
@@ -2543,7 +2678,7 @@
                 <w:i w:val="0"/>
                 <w:sz w:val="26"/>
               </w:rPr>
-              <w:t>GV kết thúc tiết học.</w:t>
+              <w:t>GV kết thúc tiết học, nhắc HS thu dọn và thoát khỏi máy đúng quy trình.</w:t>
             </w:r>
           </w:p>
         </w:tc>
@@ -2555,6 +2690,15 @@
             <w:pPr>
               <w:spacing w:line="276" w:lineRule="auto"/>
             </w:pPr>
+            <w:r>
+              <w:rPr>
+                <w:rFonts w:ascii="Times New Roman" w:hAnsi="Times New Roman" w:cs="Times New Roman" w:eastAsia="Times New Roman"/>
+                <w:b w:val="0"/>
+                <w:i w:val="0"/>
+                <w:sz w:val="26"/>
+              </w:rPr>
+              <w:t>HS thoát phần mềm, tắt màn hình và rời phòng máy đúng quy định.</w:t>
+            </w:r>
           </w:p>
         </w:tc>
       </w:tr>

--- a/KHBD_Tin_học/Lớp_7/Tiết_00/KHBD_Tin_hoc_Lớp_7_Tiet00_Định_hướng_môn_học_Tin_học_7_-_Tổng_quan.docx
+++ b/KHBD_Tin_học/Lớp_7/Tiết_00/KHBD_Tin_hoc_Lớp_7_Tiet00_Định_hướng_môn_học_Tin_học_7_-_Tổng_quan.docx
@@ -2729,35 +2729,56 @@
       <w:r>
         <w:rPr>
           <w:rFonts w:ascii="Times New Roman" w:hAnsi="Times New Roman" w:cs="Times New Roman" w:eastAsia="Times New Roman"/>
-          <w:b/>
+          <w:b w:val="0"/>
           <w:i w:val="0"/>
           <w:sz w:val="26"/>
         </w:rPr>
-        <w:t>….……………………………………………………………………………………………..</w:t>
-      </w:r>
-    </w:p>
-    <w:p>
-      <w:pPr>
-        <w:jc w:val="center"/>
+        <w:t>........................................................................................................................</w:t>
+      </w:r>
+    </w:p>
+    <w:p>
+      <w:pPr>
         <w:spacing w:line="276" w:lineRule="auto"/>
       </w:pPr>
       <w:r>
         <w:rPr>
           <w:rFonts w:ascii="Times New Roman" w:hAnsi="Times New Roman" w:cs="Times New Roman" w:eastAsia="Times New Roman"/>
-          <w:b/>
+          <w:b w:val="0"/>
           <w:i w:val="0"/>
           <w:sz w:val="26"/>
         </w:rPr>
-        <w:t>Lưu ý: Sau 1 tuần mới để phần kí</w:t>
+        <w:t>........................................................................................................................</w:t>
+      </w:r>
+    </w:p>
+    <w:p>
+      <w:pPr>
+        <w:spacing w:line="276" w:lineRule="auto"/>
+      </w:pPr>
+      <w:r>
+        <w:rPr>
+          <w:rFonts w:ascii="Times New Roman" w:hAnsi="Times New Roman" w:cs="Times New Roman" w:eastAsia="Times New Roman"/>
+          <w:b w:val="0"/>
+          <w:i w:val="0"/>
+          <w:sz w:val="26"/>
+        </w:rPr>
+        <w:t>........................................................................................................................</w:t>
+      </w:r>
+    </w:p>
+    <w:p>
+      <w:pPr>
+        <w:spacing w:line="276" w:lineRule="auto"/>
+      </w:pPr>
+      <w:r>
+        <w:rPr>
+          <w:rFonts w:ascii="Times New Roman" w:hAnsi="Times New Roman" w:cs="Times New Roman" w:eastAsia="Times New Roman"/>
+          <w:b w:val="0"/>
+          <w:i w:val="0"/>
+          <w:sz w:val="26"/>
+        </w:rPr>
+        <w:t>........................................................................................................................</w:t>
       </w:r>
     </w:p>
     <w:p/>
-    <w:p>
-      <w:pPr>
-        <w:ind w:firstLine="284"/>
-        <w:spacing w:line="276" w:lineRule="auto"/>
-      </w:pPr>
-    </w:p>
     <w:tbl>
       <w:tblPr>
         <w:tblStyle w:val="a1"/>
